--- a/xTraFiles/JohnMcCartanExecutiveResume.docx
+++ b/xTraFiles/JohnMcCartanExecutiveResume.docx
@@ -3103,7 +3103,7 @@
           <w:color w:val="1A365D"/>
           <w:sz w:val="21"/>
         </w:rPr>
-        <w:t xml:space="preserve">Cloud, AI &amp; Agents:  </w:t>
+        <w:t xml:space="preserve">AI, Agents &amp; Copilot:  </w:t>
       </w:r>
       <w:r>
         <w:rPr>
@@ -3113,7 +3113,7 @@
           <w:color w:val="2D3748"/>
           <w:sz w:val="21"/>
         </w:rPr>
-        <w:t>Microsoft Copilot, Copilot Studio, Power Platform (Power Apps, Power Automate, Power Pages), Dynamics 365 (CE &amp; F&amp;O), Microsoft Azure, AWS, Google Cloud Platform, AI &amp; Agent Solutions, Generative AI, Responsible AI, Microsoft AI Stack</w:t>
+        <w:t>Microsoft 365 Copilot, Copilot Studio (custom agents, connectors, knowledge), Azure AI Foundry, Azure OpenAI Service, Azure AI Search, GitHub Copilot; generative AI patterns including retrieval-augmented generation (RAG), prompt engineering, agentic workflows, and Model Context Protocol; Responsible AI and AI governance.</w:t>
       </w:r>
     </w:p>
     <w:p>
@@ -3128,7 +3128,7 @@
           <w:color w:val="1A365D"/>
           <w:sz w:val="21"/>
         </w:rPr>
-        <w:t xml:space="preserve">Architecture &amp; Development:  </w:t>
+        <w:t xml:space="preserve">Microsoft Business Applications:  </w:t>
       </w:r>
       <w:r>
         <w:rPr>
@@ -3138,7 +3138,7 @@
           <w:color w:val="2D3748"/>
           <w:sz w:val="21"/>
         </w:rPr>
-        <w:t>C#, JavaScript / ECMAScript, jQuery, Bootstrap, HTML / CSS, Visual Basic, VBA, PowerBuilder, SQL, Oracle Forms (PL/SQL), COBOL, C, Pascal, HL7 / FHIR, XML / XSLT, SOA, Visual Studio</w:t>
+        <w:t>Power Platform (Power Apps, Power Automate, Power Pages, Power BI), Microsoft Dataverse, Dynamics 365 (Customer Engagement and Finance &amp; Operations).</w:t>
       </w:r>
     </w:p>
     <w:p>
@@ -3153,7 +3153,7 @@
           <w:color w:val="1A365D"/>
           <w:sz w:val="21"/>
         </w:rPr>
-        <w:t xml:space="preserve">Databases:  </w:t>
+        <w:t xml:space="preserve">Cloud Platforms:  </w:t>
       </w:r>
       <w:r>
         <w:rPr>
@@ -3163,7 +3163,7 @@
           <w:color w:val="2D3748"/>
           <w:sz w:val="21"/>
         </w:rPr>
-        <w:t>SQL Server, Oracle, DB2, MS Access, Data Modeling and Design</w:t>
+        <w:t>Microsoft Azure, Amazon Web Services (AWS), Google Cloud Platform (GCP); cloud-native architectural patterns including microservices, API-first integration, and event-driven design.</w:t>
       </w:r>
     </w:p>
     <w:p>
@@ -3178,7 +3178,7 @@
           <w:color w:val="1A365D"/>
           <w:sz w:val="21"/>
         </w:rPr>
-        <w:t xml:space="preserve">Platforms &amp; Tools:  </w:t>
+        <w:t xml:space="preserve">Data, Analytics &amp; Integration:  </w:t>
       </w:r>
       <w:r>
         <w:rPr>
@@ -3188,7 +3188,57 @@
           <w:color w:val="2D3748"/>
           <w:sz w:val="21"/>
         </w:rPr>
-        <w:t>Microsoft 365 Suite (Excel, Word, Outlook, Visio, OneNote, FrontPage, InfoPath), Microsoft Project, Microsoft SharePoint Portal Server / Windows SharePoint Services, MicroStrategy product suite, Windows Server, IBM-3080 Mainframe, RS/6000, Tablet PC and mobile</w:t>
+        <w:t>Microsoft Fabric, Power BI, SQL Server, Oracle, DB2; data modeling and architecture, HL7 / FHIR healthcare interoperability, XML / XSLT, REST and SOAP integration.</w:t>
+      </w:r>
+    </w:p>
+    <w:p>
+      <w:pPr>
+        <w:spacing w:before="20" w:after="20" w:line="283" w:lineRule="auto"/>
+      </w:pPr>
+      <w:r>
+        <w:rPr>
+          <w:rFonts w:ascii="Calibri" w:hAnsi="Calibri" w:cs="Calibri"/>
+          <w:b/>
+          <w:i w:val="0"/>
+          <w:color w:val="1A365D"/>
+          <w:sz w:val="21"/>
+        </w:rPr>
+        <w:t xml:space="preserve">Application Development:  </w:t>
+      </w:r>
+      <w:r>
+        <w:rPr>
+          <w:rFonts w:ascii="Calibri" w:hAnsi="Calibri" w:cs="Calibri"/>
+          <w:b w:val="0"/>
+          <w:i w:val="0"/>
+          <w:color w:val="2D3748"/>
+          <w:sz w:val="21"/>
+        </w:rPr>
+        <w:t>C#, JavaScript / ECMAScript, SQL, HTML / CSS, .NET; Visual Studio and GitHub.</w:t>
+      </w:r>
+    </w:p>
+    <w:p>
+      <w:pPr>
+        <w:spacing w:before="20" w:after="20" w:line="283" w:lineRule="auto"/>
+      </w:pPr>
+      <w:r>
+        <w:rPr>
+          <w:rFonts w:ascii="Calibri" w:hAnsi="Calibri" w:cs="Calibri"/>
+          <w:b/>
+          <w:i w:val="0"/>
+          <w:color w:val="1A365D"/>
+          <w:sz w:val="21"/>
+        </w:rPr>
+        <w:t xml:space="preserve">Productivity &amp; Collaboration:  </w:t>
+      </w:r>
+      <w:r>
+        <w:rPr>
+          <w:rFonts w:ascii="Calibri" w:hAnsi="Calibri" w:cs="Calibri"/>
+          <w:b w:val="0"/>
+          <w:i w:val="0"/>
+          <w:color w:val="2D3748"/>
+          <w:sz w:val="21"/>
+        </w:rPr>
+        <w:t>Microsoft 365 (Teams, SharePoint, OneDrive, Outlook, Excel, Word, Visio, OneNote, Forms, Lists), Microsoft Project.</w:t>
       </w:r>
     </w:p>
     <w:p>
@@ -3213,7 +3263,7 @@
           <w:color w:val="2D3748"/>
           <w:sz w:val="21"/>
         </w:rPr>
-        <w:t>Healthcare, Financial Services, Manufacturing, Higher Education, Insurance, Aviation &amp; Logistics, Energy &amp; Utilities, Entertainment</w:t>
+        <w:t>Aviation &amp; Logistics, Healthcare, Financial Services, Insurance, Manufacturing, Energy &amp; Utilities, Higher Education, Entertainment.</w:t>
       </w:r>
     </w:p>
     <w:p>
@@ -3228,7 +3278,7 @@
           <w:color w:val="1A365D"/>
           <w:sz w:val="21"/>
         </w:rPr>
-        <w:t xml:space="preserve">Earlier Technical Certifications:  </w:t>
+        <w:t xml:space="preserve">Technical Heritage:  </w:t>
       </w:r>
       <w:r>
         <w:rPr>
@@ -3238,7 +3288,7 @@
           <w:color w:val="2D3748"/>
           <w:sz w:val="21"/>
         </w:rPr>
-        <w:t>MCSD, MCSE, MCP, MCT, CPD (Certified PowerBuilder Developer), CPI (Certified PowerBuilder Instructor)</w:t>
+        <w:t>Deep delivery foundations from earlier in career — PowerBuilder (Certified Developer &amp; Instructor, CPD / CPI), Visual Basic / VBA, COBOL, C, Pascal, Oracle Forms / PL/SQL, IBM mainframe (CICS, DB2, RS/6000), MicroStrategy product suite, Tablet PC platform, SOA, jQuery, Bootstrap, SharePoint Portal Server, MS Access. Earlier Microsoft technical certifications: MCSD, MCSE, MCP, MCT.</w:t>
       </w:r>
     </w:p>
     <w:p>
